--- a/wmm/test/test-data/刘畅 - 同一首歌.docx
+++ b/wmm/test/test-data/刘畅 - 同一首歌.docx
@@ -7,12 +7,12 @@
         <w:pStyle w:val="Heading1"/>
         <w:jc w:val="center"/>
         <w:rPr>
-          <w:rFonts w:ascii="宋体" w:eastAsia="宋体" w:hAnsi="宋体" w:cs="宋体"/>
+          <w:rFonts w:ascii="SimSun" w:eastAsia="SimSun" w:hAnsi="SimSun" w:cs="SimSun"/>
         </w:rPr>
       </w:pPr>
       <w:r>
         <w:rPr>
-          <w:rFonts w:ascii="宋体" w:eastAsia="宋体" w:hAnsi="宋体" w:cs="宋体" w:hint="eastAsia"/>
+          <w:rFonts w:ascii="SimSun" w:eastAsia="SimSun" w:hAnsi="SimSun" w:cs="SimSun" w:hint="eastAsia"/>
         </w:rPr>
         <w:t>同一首歌</w:t>
       </w:r>
@@ -37,15 +37,13 @@
       <w:r>
         <w:t>词：</w:t>
       </w:r>
-      <w:hyperlink r:id="rId6" w:tgtFrame="_blank" w:history="1">
-        <w:r>
-          <w:rPr>
-            <w:color w:val="0000FF"/>
-            <w:u w:val="single"/>
-          </w:rPr>
-          <w:t>陈哲</w:t>
-        </w:r>
-      </w:hyperlink>
+      <w:r>
+        <w:rPr>
+          <w:color w:val="0000FF"/>
+          <w:u w:val="single"/>
+        </w:rPr>
+        <w:t>陈哲</w:t>
+      </w:r>
     </w:p>
     <w:p>
       <w:pPr>
@@ -55,28 +53,26 @@
       <w:r>
         <w:t>曲：</w:t>
       </w:r>
-      <w:hyperlink r:id="rId7" w:tgtFrame="_blank" w:history="1">
-        <w:r>
-          <w:rPr>
-            <w:color w:val="0000FF"/>
-            <w:u w:val="single"/>
-          </w:rPr>
-          <w:t>孟卫东</w:t>
-        </w:r>
-      </w:hyperlink>
+      <w:r>
+        <w:rPr>
+          <w:color w:val="0000FF"/>
+          <w:u w:val="single"/>
+        </w:rPr>
+        <w:t>孟卫东</w:t>
+      </w:r>
     </w:p>
     <w:p>
       <w:pPr>
         <w:jc w:val="center"/>
         <w:rPr>
-          <w:rFonts w:ascii="宋体" w:hAnsi="宋体" w:cs="宋体"/>
+          <w:rFonts w:ascii="SimSun" w:hAnsi="SimSun" w:cs="SimSun"/>
           <w:sz w:val="24"/>
           <w:szCs w:val="24"/>
         </w:rPr>
       </w:pPr>
       <w:r>
         <w:rPr>
-          <w:rFonts w:ascii="宋体" w:hAnsi="宋体" w:cs="宋体"/>
+          <w:rFonts w:ascii="SimSun" w:hAnsi="SimSun" w:cs="SimSun"/>
           <w:sz w:val="24"/>
           <w:szCs w:val="24"/>
         </w:rPr>
@@ -84,7 +80,7 @@
       </w:r>
       <w:r>
         <w:rPr>
-          <w:rFonts w:ascii="宋体" w:hAnsi="宋体" w:cs="宋体"/>
+          <w:rFonts w:ascii="SimSun" w:hAnsi="SimSun" w:cs="SimSun"/>
           <w:sz w:val="24"/>
           <w:szCs w:val="24"/>
         </w:rPr>
@@ -93,7 +89,7 @@
       </w:r>
       <w:r>
         <w:rPr>
-          <w:rFonts w:ascii="宋体" w:hAnsi="宋体" w:cs="宋体"/>
+          <w:rFonts w:ascii="SimSun" w:hAnsi="SimSun" w:cs="SimSun"/>
           <w:sz w:val="24"/>
           <w:szCs w:val="24"/>
         </w:rPr>
@@ -102,7 +98,7 @@
       </w:r>
       <w:r>
         <w:rPr>
-          <w:rFonts w:ascii="宋体" w:hAnsi="宋体" w:cs="宋体"/>
+          <w:rFonts w:ascii="SimSun" w:hAnsi="SimSun" w:cs="SimSun"/>
           <w:sz w:val="24"/>
           <w:szCs w:val="24"/>
         </w:rPr>
@@ -114,7 +110,7 @@
       <w:pPr>
         <w:jc w:val="center"/>
         <w:rPr>
-          <w:rFonts w:ascii="宋体" w:hAnsi="宋体" w:cs="宋体" w:hint="eastAsia"/>
+          <w:rFonts w:ascii="SimSun" w:hAnsi="SimSun" w:cs="SimSun"/>
           <w:sz w:val="24"/>
           <w:szCs w:val="24"/>
         </w:rPr>
@@ -124,14 +120,14 @@
       <w:pPr>
         <w:jc w:val="center"/>
         <w:rPr>
-          <w:rFonts w:ascii="宋体" w:hAnsi="宋体" w:cs="宋体"/>
+          <w:rFonts w:ascii="SimSun" w:hAnsi="SimSun" w:cs="SimSun"/>
           <w:sz w:val="24"/>
           <w:szCs w:val="24"/>
         </w:rPr>
       </w:pPr>
       <w:r>
         <w:rPr>
-          <w:rFonts w:ascii="宋体" w:hAnsi="宋体" w:cs="宋体"/>
+          <w:rFonts w:ascii="SimSun" w:hAnsi="SimSun" w:cs="SimSun"/>
           <w:sz w:val="24"/>
           <w:szCs w:val="24"/>
         </w:rPr>
@@ -139,7 +135,7 @@
       </w:r>
       <w:r>
         <w:rPr>
-          <w:rFonts w:ascii="宋体" w:hAnsi="宋体" w:cs="宋体"/>
+          <w:rFonts w:ascii="SimSun" w:hAnsi="SimSun" w:cs="SimSun"/>
           <w:sz w:val="24"/>
           <w:szCs w:val="24"/>
         </w:rPr>
@@ -148,7 +144,7 @@
       </w:r>
       <w:r>
         <w:rPr>
-          <w:rFonts w:ascii="宋体" w:hAnsi="宋体" w:cs="宋体"/>
+          <w:rFonts w:ascii="SimSun" w:hAnsi="SimSun" w:cs="SimSun"/>
           <w:sz w:val="24"/>
           <w:szCs w:val="24"/>
         </w:rPr>
@@ -157,7 +153,7 @@
       </w:r>
       <w:r>
         <w:rPr>
-          <w:rFonts w:ascii="宋体" w:hAnsi="宋体" w:cs="宋体"/>
+          <w:rFonts w:ascii="SimSun" w:hAnsi="SimSun" w:cs="SimSun"/>
           <w:sz w:val="24"/>
           <w:szCs w:val="24"/>
         </w:rPr>
@@ -169,14 +165,14 @@
       <w:pPr>
         <w:jc w:val="center"/>
         <w:rPr>
-          <w:rFonts w:ascii="宋体" w:hAnsi="宋体" w:cs="宋体" w:hint="eastAsia"/>
+          <w:rFonts w:ascii="SimSun" w:hAnsi="SimSun" w:cs="SimSun"/>
           <w:sz w:val="24"/>
           <w:szCs w:val="24"/>
         </w:rPr>
       </w:pPr>
       <w:r>
         <w:rPr>
-          <w:rFonts w:ascii="宋体" w:hAnsi="宋体" w:cs="宋体"/>
+          <w:rFonts w:ascii="SimSun" w:hAnsi="SimSun" w:cs="SimSun"/>
           <w:sz w:val="24"/>
           <w:szCs w:val="24"/>
         </w:rPr>
@@ -184,7 +180,7 @@
       </w:r>
       <w:r>
         <w:rPr>
-          <w:rFonts w:ascii="宋体" w:hAnsi="宋体" w:cs="宋体"/>
+          <w:rFonts w:ascii="SimSun" w:hAnsi="SimSun" w:cs="SimSun"/>
           <w:sz w:val="24"/>
           <w:szCs w:val="24"/>
         </w:rPr>
@@ -193,7 +189,7 @@
       </w:r>
       <w:r>
         <w:rPr>
-          <w:rFonts w:ascii="宋体" w:hAnsi="宋体" w:cs="宋体"/>
+          <w:rFonts w:ascii="SimSun" w:hAnsi="SimSun" w:cs="SimSun"/>
           <w:sz w:val="24"/>
           <w:szCs w:val="24"/>
         </w:rPr>
@@ -202,7 +198,7 @@
       </w:r>
       <w:r>
         <w:rPr>
-          <w:rFonts w:ascii="宋体" w:hAnsi="宋体" w:cs="宋体"/>
+          <w:rFonts w:ascii="SimSun" w:hAnsi="SimSun" w:cs="SimSun"/>
           <w:sz w:val="24"/>
           <w:szCs w:val="24"/>
         </w:rPr>
@@ -214,14 +210,14 @@
       <w:pPr>
         <w:jc w:val="center"/>
         <w:rPr>
-          <w:rFonts w:ascii="宋体" w:hAnsi="宋体" w:cs="宋体"/>
+          <w:rFonts w:ascii="SimSun" w:hAnsi="SimSun" w:cs="SimSun"/>
           <w:sz w:val="24"/>
           <w:szCs w:val="24"/>
         </w:rPr>
       </w:pPr>
       <w:r>
         <w:rPr>
-          <w:rFonts w:ascii="宋体" w:hAnsi="宋体" w:cs="宋体"/>
+          <w:rFonts w:ascii="SimSun" w:hAnsi="SimSun" w:cs="SimSun"/>
           <w:sz w:val="24"/>
           <w:szCs w:val="24"/>
         </w:rPr>
@@ -232,14 +228,14 @@
       <w:pPr>
         <w:jc w:val="center"/>
         <w:rPr>
-          <w:rFonts w:ascii="宋体" w:hAnsi="宋体" w:cs="宋体"/>
+          <w:rFonts w:ascii="SimSun" w:hAnsi="SimSun" w:cs="SimSun"/>
           <w:sz w:val="24"/>
           <w:szCs w:val="24"/>
         </w:rPr>
       </w:pPr>
       <w:r>
         <w:rPr>
-          <w:rFonts w:ascii="宋体" w:hAnsi="宋体" w:cs="宋体"/>
+          <w:rFonts w:ascii="SimSun" w:hAnsi="SimSun" w:cs="SimSun"/>
           <w:sz w:val="24"/>
           <w:szCs w:val="24"/>
         </w:rPr>
@@ -247,7 +243,7 @@
       </w:r>
       <w:r>
         <w:rPr>
-          <w:rFonts w:ascii="宋体" w:hAnsi="宋体" w:cs="宋体"/>
+          <w:rFonts w:ascii="SimSun" w:hAnsi="SimSun" w:cs="SimSun"/>
           <w:sz w:val="24"/>
           <w:szCs w:val="24"/>
         </w:rPr>
@@ -256,7 +252,7 @@
       </w:r>
       <w:r>
         <w:rPr>
-          <w:rFonts w:ascii="宋体" w:hAnsi="宋体" w:cs="宋体"/>
+          <w:rFonts w:ascii="SimSun" w:hAnsi="SimSun" w:cs="SimSun"/>
           <w:sz w:val="24"/>
           <w:szCs w:val="24"/>
         </w:rPr>
@@ -265,7 +261,7 @@
       </w:r>
       <w:r>
         <w:rPr>
-          <w:rFonts w:ascii="宋体" w:hAnsi="宋体" w:cs="宋体"/>
+          <w:rFonts w:ascii="SimSun" w:hAnsi="SimSun" w:cs="SimSun"/>
           <w:sz w:val="24"/>
           <w:szCs w:val="24"/>
         </w:rPr>
@@ -282,14 +278,14 @@
       <w:pPr>
         <w:jc w:val="center"/>
         <w:rPr>
-          <w:rFonts w:ascii="宋体" w:hAnsi="宋体" w:cs="宋体"/>
+          <w:rFonts w:ascii="SimSun" w:hAnsi="SimSun" w:cs="SimSun"/>
           <w:sz w:val="24"/>
           <w:szCs w:val="24"/>
         </w:rPr>
       </w:pPr>
       <w:r>
         <w:rPr>
-          <w:rFonts w:ascii="宋体" w:hAnsi="宋体" w:cs="宋体"/>
+          <w:rFonts w:ascii="SimSun" w:hAnsi="SimSun" w:cs="SimSun"/>
           <w:sz w:val="24"/>
           <w:szCs w:val="24"/>
         </w:rPr>
@@ -300,14 +296,14 @@
       <w:pPr>
         <w:jc w:val="center"/>
         <w:rPr>
-          <w:rFonts w:ascii="宋体" w:hAnsi="宋体" w:cs="宋体"/>
+          <w:rFonts w:ascii="SimSun" w:hAnsi="SimSun" w:cs="SimSun"/>
           <w:sz w:val="24"/>
           <w:szCs w:val="24"/>
         </w:rPr>
       </w:pPr>
       <w:r>
         <w:rPr>
-          <w:rFonts w:ascii="宋体" w:hAnsi="宋体" w:cs="宋体"/>
+          <w:rFonts w:ascii="SimSun" w:hAnsi="SimSun" w:cs="SimSun"/>
           <w:sz w:val="24"/>
           <w:szCs w:val="24"/>
         </w:rPr>
@@ -315,7 +311,7 @@
       </w:r>
       <w:r>
         <w:rPr>
-          <w:rFonts w:ascii="宋体" w:hAnsi="宋体" w:cs="宋体"/>
+          <w:rFonts w:ascii="SimSun" w:hAnsi="SimSun" w:cs="SimSun"/>
           <w:sz w:val="24"/>
           <w:szCs w:val="24"/>
         </w:rPr>
@@ -324,7 +320,7 @@
       </w:r>
       <w:r>
         <w:rPr>
-          <w:rFonts w:ascii="宋体" w:hAnsi="宋体" w:cs="宋体"/>
+          <w:rFonts w:ascii="SimSun" w:hAnsi="SimSun" w:cs="SimSun"/>
           <w:sz w:val="24"/>
           <w:szCs w:val="24"/>
         </w:rPr>
@@ -333,7 +329,7 @@
       </w:r>
       <w:r>
         <w:rPr>
-          <w:rFonts w:ascii="宋体" w:hAnsi="宋体" w:cs="宋体"/>
+          <w:rFonts w:ascii="SimSun" w:hAnsi="SimSun" w:cs="SimSun"/>
           <w:sz w:val="24"/>
           <w:szCs w:val="24"/>
         </w:rPr>
@@ -399,7 +395,7 @@
   <w:docDefaults>
     <w:rPrDefault>
       <w:rPr>
-        <w:rFonts w:ascii="Times New Roman" w:eastAsia="宋体" w:hAnsi="Times New Roman" w:cs="Cambria Math"/>
+        <w:rFonts w:ascii="Times New Roman" w:eastAsia="SimSun" w:hAnsi="Times New Roman" w:cs="Cambria Math"/>
         <w:lang w:val="en-US" w:eastAsia="zh-CN" w:bidi="ar-SA"/>
       </w:rPr>
     </w:rPrDefault>
@@ -975,7 +971,7 @@
     <w:qFormat/>
     <w:rsid w:val="00F959A5"/>
     <w:rPr>
-      <w:rFonts w:ascii="Times New Roman" w:eastAsia="宋体" w:hAnsi="Times New Roman"/>
+      <w:rFonts w:ascii="Times New Roman" w:eastAsia="SimSun" w:hAnsi="Times New Roman"/>
       <w:i/>
       <w:iCs/>
       <w:color w:val="404040" w:themeColor="text1" w:themeTint="BF"/>
@@ -988,7 +984,7 @@
     <w:qFormat/>
     <w:rsid w:val="00F959A5"/>
     <w:rPr>
-      <w:rFonts w:ascii="Times New Roman" w:eastAsia="宋体" w:hAnsi="Times New Roman"/>
+      <w:rFonts w:ascii="Times New Roman" w:eastAsia="SimSun" w:hAnsi="Times New Roman"/>
       <w:i/>
       <w:iCs/>
     </w:rPr>
@@ -1000,7 +996,7 @@
     <w:qFormat/>
     <w:rsid w:val="00F959A5"/>
     <w:rPr>
-      <w:rFonts w:ascii="Times New Roman" w:eastAsia="宋体" w:hAnsi="Times New Roman"/>
+      <w:rFonts w:ascii="Times New Roman" w:eastAsia="SimSun" w:hAnsi="Times New Roman"/>
       <w:i/>
       <w:iCs/>
       <w:color w:val="4472C4" w:themeColor="accent1"/>
@@ -1013,7 +1009,7 @@
     <w:qFormat/>
     <w:rsid w:val="00F959A5"/>
     <w:rPr>
-      <w:rFonts w:ascii="Times New Roman" w:eastAsia="宋体" w:hAnsi="Times New Roman"/>
+      <w:rFonts w:ascii="Times New Roman" w:eastAsia="SimSun" w:hAnsi="Times New Roman"/>
       <w:b/>
       <w:bCs/>
     </w:rPr>
